--- a/docs/manual/dist/CGA Getting Started (en).docx
+++ b/docs/manual/dist/CGA Getting Started (en).docx
@@ -25,17 +25,6 @@
           <w:i w:val="0"/>
           <w:sz w:val="21"/>
         </w:rPr>
-        <w:t>Status: Content creation complete, awaiting execution verification</w:t>
-      </w:r>
-    </w:p>
-    <w:p>
-      <w:r>
-        <w:rPr>
-          <w:rFonts w:ascii="Arial" w:hAnsi="Arial" w:eastAsia="Arial"/>
-          <w:b w:val="0"/>
-          <w:i w:val="0"/>
-          <w:sz w:val="21"/>
-        </w:rPr>
         <w:t>Audience: Users new to CGA</w:t>
       </w:r>
     </w:p>
@@ -48,21 +37,6 @@
           <w:sz w:val="21"/>
         </w:rPr>
         <w:t>This document walks you through creating your first bot in CGA and seeing the results of your first tests. Follow step by step, check the expected results of each step before moving on to the next step.</w:t>
-      </w:r>
-    </w:p>
-    <w:p>
-      <w:pPr>
-        <w:spacing w:before="80" w:after="160"/>
-        <w:ind w:left="288" w:right="288"/>
-      </w:pPr>
-      <w:r>
-        <w:rPr>
-          <w:rFonts w:ascii="Arial" w:hAnsi="Arial" w:eastAsia="Arial"/>
-          <w:i/>
-          <w:color w:val="5F6368"/>
-          <w:sz w:val="19"/>
-        </w:rPr>
-        <w:t>Bot creation submission and simulator execution were confirmed with a verification bot. ML learning has not been completed even though queue registration has been confirmed, so the success path after learning completion is not considered an operational confirmation procedure.</w:t>
       </w:r>
     </w:p>
     <w:p>
@@ -206,17 +180,6 @@
           <w:sz w:val="21"/>
         </w:rPr>
         <w:t>Default choice for which NLU method to use</w:t>
-      </w:r>
-    </w:p>
-    <w:p>
-      <w:r>
-        <w:rPr>
-          <w:rFonts w:ascii="Arial" w:hAnsi="Arial" w:eastAsia="Arial"/>
-          <w:b w:val="0"/>
-          <w:i w:val="0"/>
-          <w:sz w:val="21"/>
-        </w:rPr>
-        <w:t>When learning the screen for the first time, it is recommended to check the screen based on the combination of `ML` and `Fixed response`. This combination is displayed as `Ready to run/train` in the current creation screen. The actual creation and learning success requires separate verification.</w:t>
       </w:r>
     </w:p>
     <w:p>
@@ -1621,21 +1584,6 @@
     </w:p>
     <w:p>
       <w:pPr>
-        <w:spacing w:before="80" w:after="160"/>
-        <w:ind w:left="288" w:right="288"/>
-      </w:pPr>
-      <w:r>
-        <w:rPr>
-          <w:rFonts w:ascii="Arial" w:hAnsi="Arial" w:eastAsia="Arial"/>
-          <w:i/>
-          <w:color w:val="5F6368"/>
-          <w:sz w:val="19"/>
-        </w:rPr>
-        <w:t>The creation result of the verification bot and the screen movement to version `v1` have been confirmed. The learning request was registered in the queue, but the status `Untrained` was maintained after refreshing, and there were no results in the learning history.</w:t>
-      </w:r>
-    </w:p>
-    <w:p>
-      <w:pPr>
         <w:pStyle w:val="Heading2"/>
       </w:pPr>
       <w:r>
@@ -1801,17 +1749,6 @@
           <w:sz w:val="21"/>
         </w:rPr>
         <w:t>If a problem occurs</w:t>
-      </w:r>
-    </w:p>
-    <w:p>
-      <w:r>
-        <w:rPr>
-          <w:rFonts w:ascii="Arial" w:hAnsi="Arial" w:eastAsia="Arial"/>
-          <w:b w:val="0"/>
-          <w:i w:val="0"/>
-          <w:sz w:val="21"/>
-        </w:rPr>
-        <w:t>If there is no response or it is different than expected, first check the bot/version, training or index status, selected engine, and response method. The verification bot displayed `Unclassified intent` and `Intent classification cannot run because there are no training sentences` without training being completed.</w:t>
       </w:r>
     </w:p>
     <w:p>
@@ -2029,19 +1966,6 @@
           <w:sz w:val="21"/>
         </w:rPr>
         <w:t>[CGA NLU Utilization Guide](../cga-nlu-guide/README.md)</w:t>
-      </w:r>
-    </w:p>
-    <w:p>
-      <w:pPr>
-        <w:pStyle w:val="ListBullet"/>
-        <w:spacing w:after="80"/>
-      </w:pPr>
-      <w:r>
-        <w:rPr>
-          <w:rFonts w:ascii="Arial" w:hAnsi="Arial" w:eastAsia="Arial"/>
-          <w:sz w:val="21"/>
-        </w:rPr>
-        <w:t>[Function Verification Table](../cga-manual-verification-matrix.md)</w:t>
       </w:r>
     </w:p>
     <w:sectPr>

--- a/docs/manual/dist/CGA Getting Started (en).docx
+++ b/docs/manual/dist/CGA Getting Started (en).docx
@@ -72,6 +72,8 @@
       <w:r>
         <w:rPr>
           <w:rFonts w:ascii="Arial" w:hAnsi="Arial" w:eastAsia="Arial"/>
+          <w:b w:val="0"/>
+          <w:i w:val="0"/>
           <w:sz w:val="21"/>
         </w:rPr>
         <w:t>You can prepare the necessary information before creating a new bot.</w:t>
@@ -85,6 +87,8 @@
       <w:r>
         <w:rPr>
           <w:rFonts w:ascii="Arial" w:hAnsi="Arial" w:eastAsia="Arial"/>
+          <w:b w:val="0"/>
+          <w:i w:val="0"/>
           <w:sz w:val="21"/>
         </w:rPr>
         <w:t>You can decide which NLU method to choose among ML·Semantic·LLM.</w:t>
@@ -98,6 +102,8 @@
       <w:r>
         <w:rPr>
           <w:rFonts w:ascii="Arial" w:hAnsi="Arial" w:eastAsia="Arial"/>
+          <w:b w:val="0"/>
+          <w:i w:val="0"/>
           <w:sz w:val="21"/>
         </w:rPr>
         <w:t>You can check the model, response method, and support status on the creation screen.</w:t>
@@ -111,6 +117,8 @@
       <w:r>
         <w:rPr>
           <w:rFonts w:ascii="Arial" w:hAnsi="Arial" w:eastAsia="Arial"/>
+          <w:b w:val="0"/>
+          <w:i w:val="0"/>
           <w:sz w:val="21"/>
         </w:rPr>
         <w:t>After creating your bot, you will know what to look for in training or indexing and first testing.</w:t>
@@ -138,6 +146,8 @@
       <w:r>
         <w:rPr>
           <w:rFonts w:ascii="Arial" w:hAnsi="Arial" w:eastAsia="Arial"/>
+          <w:b w:val="0"/>
+          <w:i w:val="0"/>
           <w:sz w:val="21"/>
         </w:rPr>
         <w:t>CGA Studio account</w:t>
@@ -151,6 +161,8 @@
       <w:r>
         <w:rPr>
           <w:rFonts w:ascii="Arial" w:hAnsi="Arial" w:eastAsia="Arial"/>
+          <w:b w:val="0"/>
+          <w:i w:val="0"/>
           <w:sz w:val="21"/>
         </w:rPr>
         <w:t>Bot name to create</w:t>
@@ -164,6 +176,8 @@
       <w:r>
         <w:rPr>
           <w:rFonts w:ascii="Arial" w:hAnsi="Arial" w:eastAsia="Arial"/>
+          <w:b w:val="0"/>
+          <w:i w:val="0"/>
           <w:sz w:val="21"/>
         </w:rPr>
         <w:t>A short user utterance to use for testing.</w:t>
@@ -177,6 +191,8 @@
       <w:r>
         <w:rPr>
           <w:rFonts w:ascii="Arial" w:hAnsi="Arial" w:eastAsia="Arial"/>
+          <w:b w:val="0"/>
+          <w:i w:val="0"/>
           <w:sz w:val="21"/>
         </w:rPr>
         <w:t>Default choice for which NLU method to use</w:t>
@@ -190,7 +206,25 @@
           <w:i w:val="0"/>
           <w:sz w:val="21"/>
         </w:rPr>
-        <w:t>If you need detailed selection criteria for the engine, please first check the [NLU Utilization Guide](../cga-nlu-guide/README.md).</w:t>
+        <w:t xml:space="preserve">If you need detailed selection criteria for the engine, please first check the </w:t>
+      </w:r>
+      <w:r>
+        <w:rPr>
+          <w:rFonts w:ascii="Arial" w:hAnsi="Arial" w:eastAsia="Arial"/>
+          <w:b w:val="0"/>
+          <w:i w:val="0"/>
+          <w:sz w:val="21"/>
+        </w:rPr>
+        <w:t>NLU Utilization Guide</w:t>
+      </w:r>
+      <w:r>
+        <w:rPr>
+          <w:rFonts w:ascii="Arial" w:hAnsi="Arial" w:eastAsia="Arial"/>
+          <w:b w:val="0"/>
+          <w:i w:val="0"/>
+          <w:sz w:val="21"/>
+        </w:rPr>
+        <w:t>.</w:t>
       </w:r>
     </w:p>
     <w:p>
@@ -252,6 +286,7 @@
               <w:rPr>
                 <w:rFonts w:ascii="Arial" w:hAnsi="Arial" w:eastAsia="Arial"/>
                 <w:b/>
+                <w:i w:val="0"/>
                 <w:color w:val="1F4D78"/>
                 <w:sz w:val="18"/>
               </w:rPr>
@@ -280,6 +315,7 @@
               <w:rPr>
                 <w:rFonts w:ascii="Arial" w:hAnsi="Arial" w:eastAsia="Arial"/>
                 <w:b/>
+                <w:i w:val="0"/>
                 <w:color w:val="1F4D78"/>
                 <w:sz w:val="18"/>
               </w:rPr>
@@ -309,6 +345,7 @@
               <w:rPr>
                 <w:rFonts w:ascii="Arial" w:hAnsi="Arial" w:eastAsia="Arial"/>
                 <w:b w:val="0"/>
+                <w:i w:val="0"/>
                 <w:sz w:val="18"/>
               </w:rPr>
               <w:t>bot name</w:t>
@@ -335,6 +372,7 @@
               <w:rPr>
                 <w:rFonts w:ascii="Arial" w:hAnsi="Arial" w:eastAsia="Arial"/>
                 <w:b w:val="0"/>
+                <w:i w:val="0"/>
                 <w:sz w:val="18"/>
               </w:rPr>
               <w:t>Vacation Inquiry Testbot</w:t>
@@ -363,6 +401,7 @@
               <w:rPr>
                 <w:rFonts w:ascii="Arial" w:hAnsi="Arial" w:eastAsia="Arial"/>
                 <w:b w:val="0"/>
+                <w:i w:val="0"/>
                 <w:sz w:val="18"/>
               </w:rPr>
               <w:t>intention</w:t>
@@ -389,6 +428,7 @@
               <w:rPr>
                 <w:rFonts w:ascii="Arial" w:hAnsi="Arial" w:eastAsia="Arial"/>
                 <w:b w:val="0"/>
+                <w:i w:val="0"/>
                 <w:sz w:val="18"/>
               </w:rPr>
               <w:t>Check remaining vacation days</w:t>
@@ -417,6 +457,7 @@
               <w:rPr>
                 <w:rFonts w:ascii="Arial" w:hAnsi="Arial" w:eastAsia="Arial"/>
                 <w:b w:val="0"/>
+                <w:i w:val="0"/>
                 <w:sz w:val="18"/>
               </w:rPr>
               <w:t>Example of learning sentences</w:t>
@@ -443,6 +484,7 @@
               <w:rPr>
                 <w:rFonts w:ascii="Arial" w:hAnsi="Arial" w:eastAsia="Arial"/>
                 <w:b w:val="0"/>
+                <w:i w:val="0"/>
                 <w:sz w:val="18"/>
               </w:rPr>
               <w:t>How many days are left on vacation?</w:t>
@@ -471,6 +513,7 @@
               <w:rPr>
                 <w:rFonts w:ascii="Arial" w:hAnsi="Arial" w:eastAsia="Arial"/>
                 <w:b w:val="0"/>
+                <w:i w:val="0"/>
                 <w:sz w:val="18"/>
               </w:rPr>
               <w:t>test ignition</w:t>
@@ -497,6 +540,7 @@
               <w:rPr>
                 <w:rFonts w:ascii="Arial" w:hAnsi="Arial" w:eastAsia="Arial"/>
                 <w:b w:val="0"/>
+                <w:i w:val="0"/>
                 <w:sz w:val="18"/>
               </w:rPr>
               <w:t>How much vacation is left?</w:t>
@@ -525,6 +569,7 @@
               <w:rPr>
                 <w:rFonts w:ascii="Arial" w:hAnsi="Arial" w:eastAsia="Arial"/>
                 <w:b w:val="0"/>
+                <w:i w:val="0"/>
                 <w:sz w:val="18"/>
               </w:rPr>
               <w:t>First answer method</w:t>
@@ -551,6 +596,7 @@
               <w:rPr>
                 <w:rFonts w:ascii="Arial" w:hAnsi="Arial" w:eastAsia="Arial"/>
                 <w:b w:val="0"/>
+                <w:i w:val="0"/>
                 <w:sz w:val="18"/>
               </w:rPr>
               <w:t>established answer</w:t>
@@ -626,41 +672,47 @@
     </w:p>
     <w:p>
       <w:pPr>
-        <w:pStyle w:val="ListNumber"/>
         <w:spacing w:after="80"/>
+        <w:ind w:left="360" w:hanging="288"/>
       </w:pPr>
       <w:r>
         <w:rPr>
           <w:rFonts w:ascii="Arial" w:hAnsi="Arial" w:eastAsia="Arial"/>
+          <w:b w:val="0"/>
+          <w:i w:val="0"/>
           <w:sz w:val="21"/>
         </w:rPr>
-        <w:t>Opens the CGA Studio login screen.</w:t>
+        <w:t>1. Opens the CGA Studio login screen.</w:t>
       </w:r>
     </w:p>
     <w:p>
       <w:pPr>
-        <w:pStyle w:val="ListNumber"/>
         <w:spacing w:after="80"/>
+        <w:ind w:left="360" w:hanging="288"/>
       </w:pPr>
       <w:r>
         <w:rPr>
           <w:rFonts w:ascii="Arial" w:hAnsi="Arial" w:eastAsia="Arial"/>
+          <w:b w:val="0"/>
+          <w:i w:val="0"/>
           <w:sz w:val="21"/>
         </w:rPr>
-        <w:t>Enter your account information.</w:t>
+        <w:t>2. Enter your account information.</w:t>
       </w:r>
     </w:p>
     <w:p>
       <w:pPr>
-        <w:pStyle w:val="ListNumber"/>
         <w:spacing w:after="80"/>
+        <w:ind w:left="360" w:hanging="288"/>
       </w:pPr>
       <w:r>
         <w:rPr>
           <w:rFonts w:ascii="Arial" w:hAnsi="Arial" w:eastAsia="Arial"/>
+          <w:b w:val="0"/>
+          <w:i w:val="0"/>
           <w:sz w:val="21"/>
         </w:rPr>
-        <w:t>Select the Login button.</w:t>
+        <w:t>3. Select the Login button.</w:t>
       </w:r>
     </w:p>
     <w:p>
@@ -768,93 +820,179 @@
     </w:p>
     <w:p>
       <w:pPr>
-        <w:pStyle w:val="ListNumber"/>
         <w:spacing w:after="80"/>
+        <w:ind w:left="360" w:hanging="288"/>
       </w:pPr>
       <w:r>
         <w:rPr>
           <w:rFonts w:ascii="Arial" w:hAnsi="Arial" w:eastAsia="Arial"/>
+          <w:b w:val="0"/>
+          <w:i w:val="0"/>
           <w:sz w:val="21"/>
         </w:rPr>
-        <w:t>Go to the bot creation screen.</w:t>
+        <w:t>1. Go to the bot creation screen.</w:t>
       </w:r>
     </w:p>
     <w:p>
       <w:pPr>
-        <w:pStyle w:val="ListNumber"/>
         <w:spacing w:after="80"/>
+        <w:ind w:left="360" w:hanging="288"/>
       </w:pPr>
       <w:r>
         <w:rPr>
           <w:rFonts w:ascii="Arial" w:hAnsi="Arial" w:eastAsia="Arial"/>
+          <w:b w:val="0"/>
+          <w:i w:val="0"/>
           <w:sz w:val="21"/>
         </w:rPr>
-        <w:t>Select `Bot` in Bot Type.</w:t>
+        <w:t xml:space="preserve">2. Select </w:t>
+      </w:r>
+      <w:r>
+        <w:rPr>
+          <w:rFonts w:ascii="Arial" w:hAnsi="Arial" w:eastAsia="Arial"/>
+          <w:b/>
+          <w:i w:val="0"/>
+          <w:sz w:val="21"/>
+        </w:rPr>
+        <w:t>Bot</w:t>
+      </w:r>
+      <w:r>
+        <w:rPr>
+          <w:rFonts w:ascii="Arial" w:hAnsi="Arial" w:eastAsia="Arial"/>
+          <w:b w:val="0"/>
+          <w:i w:val="0"/>
+          <w:sz w:val="21"/>
+        </w:rPr>
+        <w:t xml:space="preserve"> in Bot Type.</w:t>
       </w:r>
     </w:p>
     <w:p>
       <w:pPr>
-        <w:pStyle w:val="ListNumber"/>
         <w:spacing w:after="80"/>
+        <w:ind w:left="360" w:hanging="288"/>
       </w:pPr>
       <w:r>
         <w:rPr>
           <w:rFonts w:ascii="Arial" w:hAnsi="Arial" w:eastAsia="Arial"/>
+          <w:b w:val="0"/>
+          <w:i w:val="0"/>
           <w:sz w:val="21"/>
         </w:rPr>
-        <w:t>Select text type or voice type.</w:t>
+        <w:t>3. Select text type or voice type.</w:t>
       </w:r>
     </w:p>
     <w:p>
       <w:pPr>
-        <w:pStyle w:val="ListNumber"/>
         <w:spacing w:after="80"/>
+        <w:ind w:left="360" w:hanging="288"/>
       </w:pPr>
       <w:r>
         <w:rPr>
           <w:rFonts w:ascii="Arial" w:hAnsi="Arial" w:eastAsia="Arial"/>
+          <w:b w:val="0"/>
+          <w:i w:val="0"/>
           <w:sz w:val="21"/>
         </w:rPr>
-        <w:t>You can now select a PC image in the profile area.</w:t>
+        <w:t>4. You can now select a PC image in the profile area.</w:t>
       </w:r>
     </w:p>
     <w:p>
       <w:pPr>
-        <w:pStyle w:val="ListNumber"/>
         <w:spacing w:after="80"/>
+        <w:ind w:left="360" w:hanging="288"/>
       </w:pPr>
       <w:r>
         <w:rPr>
           <w:rFonts w:ascii="Arial" w:hAnsi="Arial" w:eastAsia="Arial"/>
+          <w:b w:val="0"/>
+          <w:i w:val="0"/>
           <w:sz w:val="21"/>
         </w:rPr>
-        <w:t>Enter the bot name in the `Enter the bot name.` field.</w:t>
+        <w:t xml:space="preserve">5. Enter the bot name in the </w:t>
+      </w:r>
+      <w:r>
+        <w:rPr>
+          <w:rFonts w:ascii="Arial" w:hAnsi="Arial" w:eastAsia="Arial"/>
+          <w:b/>
+          <w:i w:val="0"/>
+          <w:sz w:val="21"/>
+        </w:rPr>
+        <w:t>Enter the bot name.</w:t>
+      </w:r>
+      <w:r>
+        <w:rPr>
+          <w:rFonts w:ascii="Arial" w:hAnsi="Arial" w:eastAsia="Arial"/>
+          <w:b w:val="0"/>
+          <w:i w:val="0"/>
+          <w:sz w:val="21"/>
+        </w:rPr>
+        <w:t xml:space="preserve"> field.</w:t>
       </w:r>
     </w:p>
     <w:p>
       <w:pPr>
-        <w:pStyle w:val="ListNumber"/>
         <w:spacing w:after="80"/>
+        <w:ind w:left="360" w:hanging="288"/>
       </w:pPr>
       <w:r>
         <w:rPr>
           <w:rFonts w:ascii="Arial" w:hAnsi="Arial" w:eastAsia="Arial"/>
+          <w:b w:val="0"/>
+          <w:i w:val="0"/>
           <w:sz w:val="21"/>
         </w:rPr>
-        <w:t>Check `Korean` in language.</w:t>
+        <w:t xml:space="preserve">6. Check </w:t>
+      </w:r>
+      <w:r>
+        <w:rPr>
+          <w:rFonts w:ascii="Arial" w:hAnsi="Arial" w:eastAsia="Arial"/>
+          <w:b/>
+          <w:i w:val="0"/>
+          <w:sz w:val="21"/>
+        </w:rPr>
+        <w:t>Korean</w:t>
+      </w:r>
+      <w:r>
+        <w:rPr>
+          <w:rFonts w:ascii="Arial" w:hAnsi="Arial" w:eastAsia="Arial"/>
+          <w:b w:val="0"/>
+          <w:i w:val="0"/>
+          <w:sz w:val="21"/>
+        </w:rPr>
+        <w:t xml:space="preserve"> in language.</w:t>
       </w:r>
     </w:p>
     <w:p>
       <w:pPr>
-        <w:pStyle w:val="ListNumber"/>
         <w:spacing w:after="80"/>
+        <w:ind w:left="360" w:hanging="288"/>
       </w:pPr>
       <w:r>
         <w:rPr>
           <w:rFonts w:ascii="Arial" w:hAnsi="Arial" w:eastAsia="Arial"/>
+          <w:b w:val="0"/>
+          <w:i w:val="0"/>
           <w:sz w:val="21"/>
         </w:rPr>
-        <w:t>If necessary, enter an introduction in the `Enter an introduction that describes the bot.` field.</w:t>
+        <w:t xml:space="preserve">7. If necessary, enter an introduction in the </w:t>
+      </w:r>
+      <w:r>
+        <w:rPr>
+          <w:rFonts w:ascii="Arial" w:hAnsi="Arial" w:eastAsia="Arial"/>
+          <w:b/>
+          <w:i w:val="0"/>
+          <w:sz w:val="21"/>
+        </w:rPr>
+        <w:t>Enter an introduction that describes the bot.</w:t>
+      </w:r>
+      <w:r>
+        <w:rPr>
+          <w:rFonts w:ascii="Arial" w:hAnsi="Arial" w:eastAsia="Arial"/>
+          <w:b w:val="0"/>
+          <w:i w:val="0"/>
+          <w:sz w:val="21"/>
+        </w:rPr>
+        <w:t xml:space="preserve"> field.</w:t>
       </w:r>
     </w:p>
     <w:p>
@@ -926,6 +1064,8 @@
       <w:r>
         <w:rPr>
           <w:rFonts w:ascii="Arial" w:hAnsi="Arial" w:eastAsia="Arial"/>
+          <w:b w:val="0"/>
+          <w:i w:val="0"/>
           <w:sz w:val="21"/>
         </w:rPr>
         <w:t>How can I avoid confusing my bot name with other bots?</w:t>
@@ -939,6 +1079,8 @@
       <w:r>
         <w:rPr>
           <w:rFonts w:ascii="Arial" w:hAnsi="Arial" w:eastAsia="Arial"/>
+          <w:b w:val="0"/>
+          <w:i w:val="0"/>
           <w:sz w:val="21"/>
         </w:rPr>
         <w:t>Did you prepare the test utterance as one sentence?</w:t>
@@ -952,6 +1094,8 @@
       <w:r>
         <w:rPr>
           <w:rFonts w:ascii="Arial" w:hAnsi="Arial" w:eastAsia="Arial"/>
+          <w:b w:val="0"/>
+          <w:i w:val="0"/>
           <w:sz w:val="21"/>
         </w:rPr>
         <w:t>Did you use actual operational data or personal information to input the test?</w:t>
@@ -1018,7 +1162,25 @@
           <w:i w:val="0"/>
           <w:sz w:val="21"/>
         </w:rPr>
-        <w:t>In `NLU method`, select one of the following:</w:t>
+        <w:t xml:space="preserve">In </w:t>
+      </w:r>
+      <w:r>
+        <w:rPr>
+          <w:rFonts w:ascii="Arial" w:hAnsi="Arial" w:eastAsia="Arial"/>
+          <w:b/>
+          <w:i w:val="0"/>
+          <w:sz w:val="21"/>
+        </w:rPr>
+        <w:t>NLU method</w:t>
+      </w:r>
+      <w:r>
+        <w:rPr>
+          <w:rFonts w:ascii="Arial" w:hAnsi="Arial" w:eastAsia="Arial"/>
+          <w:b w:val="0"/>
+          <w:i w:val="0"/>
+          <w:sz w:val="21"/>
+        </w:rPr>
+        <w:t>, select one of the following:</w:t>
       </w:r>
     </w:p>
     <w:p>
@@ -1029,9 +1191,11 @@
       <w:r>
         <w:rPr>
           <w:rFonts w:ascii="Arial" w:hAnsi="Arial" w:eastAsia="Arial"/>
+          <w:b/>
+          <w:i w:val="0"/>
           <w:sz w:val="21"/>
         </w:rPr>
-        <w:t>`ML`</w:t>
+        <w:t>ML</w:t>
       </w:r>
     </w:p>
     <w:p>
@@ -1042,9 +1206,11 @@
       <w:r>
         <w:rPr>
           <w:rFonts w:ascii="Arial" w:hAnsi="Arial" w:eastAsia="Arial"/>
+          <w:b/>
+          <w:i w:val="0"/>
           <w:sz w:val="21"/>
         </w:rPr>
-        <w:t>`Semantic - Vector Worker`</w:t>
+        <w:t>Semantic - Vector Worker</w:t>
       </w:r>
     </w:p>
     <w:p>
@@ -1055,9 +1221,11 @@
       <w:r>
         <w:rPr>
           <w:rFonts w:ascii="Arial" w:hAnsi="Arial" w:eastAsia="Arial"/>
+          <w:b/>
+          <w:i w:val="0"/>
           <w:sz w:val="21"/>
         </w:rPr>
-        <w:t>`Semantic - External Embedding`</w:t>
+        <w:t>Semantic - External Embedding</w:t>
       </w:r>
     </w:p>
     <w:p>
@@ -1068,9 +1236,11 @@
       <w:r>
         <w:rPr>
           <w:rFonts w:ascii="Arial" w:hAnsi="Arial" w:eastAsia="Arial"/>
+          <w:b/>
+          <w:i w:val="0"/>
           <w:sz w:val="21"/>
         </w:rPr>
-        <w:t>`LLM Engine`</w:t>
+        <w:t>LLM Engine</w:t>
       </w:r>
     </w:p>
     <w:p>
@@ -1095,7 +1265,43 @@
           <w:i w:val="0"/>
           <w:sz w:val="21"/>
         </w:rPr>
-        <w:t>The NLU model and additional settings items appropriate for the selected method are displayed. For example, if you select `Semantic - External Embedding`, the embedding model and Intent Vector DB connection items will be displayed, and if you select `LLM Engine`, the Provider and detailed model items will be displayed.</w:t>
+        <w:t xml:space="preserve">The NLU model and additional settings items appropriate for the selected method are displayed. For example, if you select </w:t>
+      </w:r>
+      <w:r>
+        <w:rPr>
+          <w:rFonts w:ascii="Arial" w:hAnsi="Arial" w:eastAsia="Arial"/>
+          <w:b/>
+          <w:i w:val="0"/>
+          <w:sz w:val="21"/>
+        </w:rPr>
+        <w:t>Semantic - External Embedding</w:t>
+      </w:r>
+      <w:r>
+        <w:rPr>
+          <w:rFonts w:ascii="Arial" w:hAnsi="Arial" w:eastAsia="Arial"/>
+          <w:b w:val="0"/>
+          <w:i w:val="0"/>
+          <w:sz w:val="21"/>
+        </w:rPr>
+        <w:t xml:space="preserve">, the embedding model and Intent Vector DB connection items will be displayed, and if you select </w:t>
+      </w:r>
+      <w:r>
+        <w:rPr>
+          <w:rFonts w:ascii="Arial" w:hAnsi="Arial" w:eastAsia="Arial"/>
+          <w:b/>
+          <w:i w:val="0"/>
+          <w:sz w:val="21"/>
+        </w:rPr>
+        <w:t>LLM Engine</w:t>
+      </w:r>
+      <w:r>
+        <w:rPr>
+          <w:rFonts w:ascii="Arial" w:hAnsi="Arial" w:eastAsia="Arial"/>
+          <w:b w:val="0"/>
+          <w:i w:val="0"/>
+          <w:sz w:val="21"/>
+        </w:rPr>
+        <w:t>, the Provider and detailed model items will be displayed.</w:t>
       </w:r>
     </w:p>
     <w:p>
@@ -1120,6 +1326,8 @@
       <w:r>
         <w:rPr>
           <w:rFonts w:ascii="Arial" w:hAnsi="Arial" w:eastAsia="Arial"/>
+          <w:b w:val="0"/>
+          <w:i w:val="0"/>
           <w:sz w:val="21"/>
         </w:rPr>
         <w:t>Review ML as a starting point for directly designing learning sentences and intents.</w:t>
@@ -1133,6 +1341,8 @@
       <w:r>
         <w:rPr>
           <w:rFonts w:ascii="Arial" w:hAnsi="Arial" w:eastAsia="Arial"/>
+          <w:b w:val="0"/>
+          <w:i w:val="0"/>
           <w:sz w:val="21"/>
         </w:rPr>
         <w:t>If the structure uses semantic similarity and Vector DB, consider Semantic.</w:t>
@@ -1146,6 +1356,8 @@
       <w:r>
         <w:rPr>
           <w:rFonts w:ascii="Arial" w:hAnsi="Arial" w:eastAsia="Arial"/>
+          <w:b w:val="0"/>
+          <w:i w:val="0"/>
           <w:sz w:val="21"/>
         </w:rPr>
         <w:t>Review the LLM if you are ready to operate the model with an LLM Provider.</w:t>
@@ -1159,7 +1371,25 @@
           <w:i w:val="0"/>
           <w:sz w:val="21"/>
         </w:rPr>
-        <w:t>For specific selection, refer to [Engine Comparison Table](../cga-nlu-guide/engine-comparison.md).</w:t>
+        <w:t xml:space="preserve">For specific selection, refer to </w:t>
+      </w:r>
+      <w:r>
+        <w:rPr>
+          <w:rFonts w:ascii="Arial" w:hAnsi="Arial" w:eastAsia="Arial"/>
+          <w:b w:val="0"/>
+          <w:i w:val="0"/>
+          <w:sz w:val="21"/>
+        </w:rPr>
+        <w:t>Engine Comparison Table</w:t>
+      </w:r>
+      <w:r>
+        <w:rPr>
+          <w:rFonts w:ascii="Arial" w:hAnsi="Arial" w:eastAsia="Arial"/>
+          <w:b w:val="0"/>
+          <w:i w:val="0"/>
+          <w:sz w:val="21"/>
+        </w:rPr>
+        <w:t>.</w:t>
       </w:r>
     </w:p>
     <w:p>
@@ -1217,54 +1447,170 @@
     </w:p>
     <w:p>
       <w:pPr>
-        <w:pStyle w:val="ListNumber"/>
         <w:spacing w:after="80"/>
+        <w:ind w:left="360" w:hanging="288"/>
       </w:pPr>
       <w:r>
         <w:rPr>
           <w:rFonts w:ascii="Arial" w:hAnsi="Arial" w:eastAsia="Arial"/>
+          <w:b w:val="0"/>
+          <w:i w:val="0"/>
           <w:sz w:val="21"/>
         </w:rPr>
-        <w:t>Check the available models in `NLU model`.</w:t>
+        <w:t xml:space="preserve">1. Check the available models in </w:t>
+      </w:r>
+      <w:r>
+        <w:rPr>
+          <w:rFonts w:ascii="Arial" w:hAnsi="Arial" w:eastAsia="Arial"/>
+          <w:b/>
+          <w:i w:val="0"/>
+          <w:sz w:val="21"/>
+        </w:rPr>
+        <w:t>NLU model</w:t>
+      </w:r>
+      <w:r>
+        <w:rPr>
+          <w:rFonts w:ascii="Arial" w:hAnsi="Arial" w:eastAsia="Arial"/>
+          <w:b w:val="0"/>
+          <w:i w:val="0"/>
+          <w:sz w:val="21"/>
+        </w:rPr>
+        <w:t>.</w:t>
       </w:r>
     </w:p>
     <w:p>
       <w:pPr>
-        <w:pStyle w:val="ListNumber"/>
         <w:spacing w:after="80"/>
+        <w:ind w:left="360" w:hanging="288"/>
       </w:pPr>
       <w:r>
         <w:rPr>
           <w:rFonts w:ascii="Arial" w:hAnsi="Arial" w:eastAsia="Arial"/>
+          <w:b w:val="0"/>
+          <w:i w:val="0"/>
           <w:sz w:val="21"/>
         </w:rPr>
-        <w:t>In `Response method`, check which items can be selected among the set answer, Semantic Engine RAG answer, LLM Engine RAG answer, and LLM Engine answer.</w:t>
+        <w:t xml:space="preserve">2. In </w:t>
+      </w:r>
+      <w:r>
+        <w:rPr>
+          <w:rFonts w:ascii="Arial" w:hAnsi="Arial" w:eastAsia="Arial"/>
+          <w:b/>
+          <w:i w:val="0"/>
+          <w:sz w:val="21"/>
+        </w:rPr>
+        <w:t>Response method</w:t>
+      </w:r>
+      <w:r>
+        <w:rPr>
+          <w:rFonts w:ascii="Arial" w:hAnsi="Arial" w:eastAsia="Arial"/>
+          <w:b w:val="0"/>
+          <w:i w:val="0"/>
+          <w:sz w:val="21"/>
+        </w:rPr>
+        <w:t>, check which items can be selected among the set answer, Semantic Engine RAG answer, LLM Engine RAG answer, and LLM Engine answer.</w:t>
       </w:r>
     </w:p>
     <w:p>
       <w:pPr>
-        <w:pStyle w:val="ListNumber"/>
         <w:spacing w:after="80"/>
+        <w:ind w:left="360" w:hanging="288"/>
       </w:pPr>
       <w:r>
         <w:rPr>
           <w:rFonts w:ascii="Arial" w:hAnsi="Arial" w:eastAsia="Arial"/>
+          <w:b w:val="0"/>
+          <w:i w:val="0"/>
           <w:sz w:val="21"/>
         </w:rPr>
-        <w:t>Check the support status of the selection combination.</w:t>
+        <w:t>3. Check the support status of the selection combination.</w:t>
       </w:r>
     </w:p>
     <w:p>
       <w:pPr>
-        <w:pStyle w:val="ListNumber"/>
         <w:spacing w:after="80"/>
+        <w:ind w:left="360" w:hanging="288"/>
       </w:pPr>
       <w:r>
         <w:rPr>
           <w:rFonts w:ascii="Arial" w:hAnsi="Arial" w:eastAsia="Arial"/>
+          <w:b w:val="0"/>
+          <w:i w:val="0"/>
           <w:sz w:val="21"/>
         </w:rPr>
-        <w:t>When checking the settings for the first time, ensure that the combination `ML` + `DeepLearning Lite` + `Fixed response` is displayed as `Ready to run/train`.</w:t>
+        <w:t xml:space="preserve">4. When checking the settings for the first time, ensure that the combination </w:t>
+      </w:r>
+      <w:r>
+        <w:rPr>
+          <w:rFonts w:ascii="Arial" w:hAnsi="Arial" w:eastAsia="Arial"/>
+          <w:b/>
+          <w:i w:val="0"/>
+          <w:sz w:val="21"/>
+        </w:rPr>
+        <w:t>ML</w:t>
+      </w:r>
+      <w:r>
+        <w:rPr>
+          <w:rFonts w:ascii="Arial" w:hAnsi="Arial" w:eastAsia="Arial"/>
+          <w:b w:val="0"/>
+          <w:i w:val="0"/>
+          <w:sz w:val="21"/>
+        </w:rPr>
+        <w:t xml:space="preserve"> + </w:t>
+      </w:r>
+      <w:r>
+        <w:rPr>
+          <w:rFonts w:ascii="Arial" w:hAnsi="Arial" w:eastAsia="Arial"/>
+          <w:b/>
+          <w:i w:val="0"/>
+          <w:sz w:val="21"/>
+        </w:rPr>
+        <w:t>DeepLearning Lite</w:t>
+      </w:r>
+      <w:r>
+        <w:rPr>
+          <w:rFonts w:ascii="Arial" w:hAnsi="Arial" w:eastAsia="Arial"/>
+          <w:b w:val="0"/>
+          <w:i w:val="0"/>
+          <w:sz w:val="21"/>
+        </w:rPr>
+        <w:t xml:space="preserve"> + </w:t>
+      </w:r>
+      <w:r>
+        <w:rPr>
+          <w:rFonts w:ascii="Arial" w:hAnsi="Arial" w:eastAsia="Arial"/>
+          <w:b/>
+          <w:i w:val="0"/>
+          <w:sz w:val="21"/>
+        </w:rPr>
+        <w:t>Fixed response</w:t>
+      </w:r>
+      <w:r>
+        <w:rPr>
+          <w:rFonts w:ascii="Arial" w:hAnsi="Arial" w:eastAsia="Arial"/>
+          <w:b w:val="0"/>
+          <w:i w:val="0"/>
+          <w:sz w:val="21"/>
+        </w:rPr>
+        <w:t xml:space="preserve"> is displayed as </w:t>
+      </w:r>
+      <w:r>
+        <w:rPr>
+          <w:rFonts w:ascii="Arial" w:hAnsi="Arial" w:eastAsia="Arial"/>
+          <w:b/>
+          <w:i w:val="0"/>
+          <w:sz w:val="21"/>
+        </w:rPr>
+        <w:t>Ready to run/train</w:t>
+      </w:r>
+      <w:r>
+        <w:rPr>
+          <w:rFonts w:ascii="Arial" w:hAnsi="Arial" w:eastAsia="Arial"/>
+          <w:b w:val="0"/>
+          <w:i w:val="0"/>
+          <w:sz w:val="21"/>
+        </w:rPr>
+        <w:t>.</w:t>
       </w:r>
     </w:p>
     <w:p>
@@ -1436,7 +1782,25 @@
           <w:i w:val="0"/>
           <w:sz w:val="21"/>
         </w:rPr>
-        <w:t>Detailed data creation and quality improvement for each engine are covered in the corresponding chapter of the [NLU Utilization Guide](../cga-nlu-guide/README.md).</w:t>
+        <w:t xml:space="preserve">Detailed data creation and quality improvement for each engine are covered in the corresponding chapter of the </w:t>
+      </w:r>
+      <w:r>
+        <w:rPr>
+          <w:rFonts w:ascii="Arial" w:hAnsi="Arial" w:eastAsia="Arial"/>
+          <w:b w:val="0"/>
+          <w:i w:val="0"/>
+          <w:sz w:val="21"/>
+        </w:rPr>
+        <w:t>NLU Utilization Guide</w:t>
+      </w:r>
+      <w:r>
+        <w:rPr>
+          <w:rFonts w:ascii="Arial" w:hAnsi="Arial" w:eastAsia="Arial"/>
+          <w:b w:val="0"/>
+          <w:i w:val="0"/>
+          <w:sz w:val="21"/>
+        </w:rPr>
+        <w:t>.</w:t>
       </w:r>
     </w:p>
     <w:p>
@@ -1494,67 +1858,95 @@
     </w:p>
     <w:p>
       <w:pPr>
-        <w:pStyle w:val="ListNumber"/>
         <w:spacing w:after="80"/>
+        <w:ind w:left="360" w:hanging="288"/>
       </w:pPr>
       <w:r>
         <w:rPr>
           <w:rFonts w:ascii="Arial" w:hAnsi="Arial" w:eastAsia="Arial"/>
+          <w:b w:val="0"/>
+          <w:i w:val="0"/>
           <w:sz w:val="21"/>
         </w:rPr>
-        <w:t>Recheck the input values and engine combination.</w:t>
+        <w:t>1. Recheck the input values and engine combination.</w:t>
       </w:r>
     </w:p>
     <w:p>
       <w:pPr>
-        <w:pStyle w:val="ListNumber"/>
         <w:spacing w:after="80"/>
+        <w:ind w:left="360" w:hanging="288"/>
       </w:pPr>
       <w:r>
         <w:rPr>
           <w:rFonts w:ascii="Arial" w:hAnsi="Arial" w:eastAsia="Arial"/>
+          <w:b w:val="0"/>
+          <w:i w:val="0"/>
           <w:sz w:val="21"/>
         </w:rPr>
-        <w:t>Select the `Confirm` button on the creation screen.</w:t>
+        <w:t xml:space="preserve">2. Select the </w:t>
+      </w:r>
+      <w:r>
+        <w:rPr>
+          <w:rFonts w:ascii="Arial" w:hAnsi="Arial" w:eastAsia="Arial"/>
+          <w:b/>
+          <w:i w:val="0"/>
+          <w:sz w:val="21"/>
+        </w:rPr>
+        <w:t>Confirm</w:t>
+      </w:r>
+      <w:r>
+        <w:rPr>
+          <w:rFonts w:ascii="Arial" w:hAnsi="Arial" w:eastAsia="Arial"/>
+          <w:b w:val="0"/>
+          <w:i w:val="0"/>
+          <w:sz w:val="21"/>
+        </w:rPr>
+        <w:t xml:space="preserve"> button on the creation screen.</w:t>
       </w:r>
     </w:p>
     <w:p>
       <w:pPr>
-        <w:pStyle w:val="ListNumber"/>
         <w:spacing w:after="80"/>
+        <w:ind w:left="360" w:hanging="288"/>
       </w:pPr>
       <w:r>
         <w:rPr>
           <w:rFonts w:ascii="Arial" w:hAnsi="Arial" w:eastAsia="Arial"/>
+          <w:b w:val="0"/>
+          <w:i w:val="0"/>
           <w:sz w:val="21"/>
         </w:rPr>
-        <w:t>Check the creation result and version status.</w:t>
+        <w:t>3. Check the creation result and version status.</w:t>
       </w:r>
     </w:p>
     <w:p>
       <w:pPr>
-        <w:pStyle w:val="ListNumber"/>
         <w:spacing w:after="80"/>
+        <w:ind w:left="360" w:hanging="288"/>
       </w:pPr>
       <w:r>
         <w:rPr>
           <w:rFonts w:ascii="Arial" w:hAnsi="Arial" w:eastAsia="Arial"/>
+          <w:b w:val="0"/>
+          <w:i w:val="0"/>
           <w:sz w:val="21"/>
         </w:rPr>
-        <w:t>Run any training or index preparation jobs required for the selected engine.</w:t>
+        <w:t>4. Run any training or index preparation jobs required for the selected engine.</w:t>
       </w:r>
     </w:p>
     <w:p>
       <w:pPr>
-        <w:pStyle w:val="ListNumber"/>
         <w:spacing w:after="80"/>
+        <w:ind w:left="360" w:hanging="288"/>
       </w:pPr>
       <w:r>
         <w:rPr>
           <w:rFonts w:ascii="Arial" w:hAnsi="Arial" w:eastAsia="Arial"/>
+          <w:b w:val="0"/>
+          <w:i w:val="0"/>
           <w:sz w:val="21"/>
         </w:rPr>
-        <w:t>Verify that the status has changed to Completed or Available.</w:t>
+        <w:t>5. Verify that the status has changed to Completed or Available.</w:t>
       </w:r>
     </w:p>
     <w:p>
@@ -1604,7 +1996,61 @@
           <w:i w:val="0"/>
           <w:sz w:val="21"/>
         </w:rPr>
-        <w:t>If the learning button changes to `Training` and then after refreshing it shows `Train` and `Untrained` again, the learning is not successful. We check the completion time and status in the training history inquiry, and if there are no results, we do not use the simulator test as a quality check.</w:t>
+        <w:t xml:space="preserve">If the learning button changes to </w:t>
+      </w:r>
+      <w:r>
+        <w:rPr>
+          <w:rFonts w:ascii="Arial" w:hAnsi="Arial" w:eastAsia="Arial"/>
+          <w:b/>
+          <w:i w:val="0"/>
+          <w:sz w:val="21"/>
+        </w:rPr>
+        <w:t>Training</w:t>
+      </w:r>
+      <w:r>
+        <w:rPr>
+          <w:rFonts w:ascii="Arial" w:hAnsi="Arial" w:eastAsia="Arial"/>
+          <w:b w:val="0"/>
+          <w:i w:val="0"/>
+          <w:sz w:val="21"/>
+        </w:rPr>
+        <w:t xml:space="preserve"> and then after refreshing it shows </w:t>
+      </w:r>
+      <w:r>
+        <w:rPr>
+          <w:rFonts w:ascii="Arial" w:hAnsi="Arial" w:eastAsia="Arial"/>
+          <w:b/>
+          <w:i w:val="0"/>
+          <w:sz w:val="21"/>
+        </w:rPr>
+        <w:t>Train</w:t>
+      </w:r>
+      <w:r>
+        <w:rPr>
+          <w:rFonts w:ascii="Arial" w:hAnsi="Arial" w:eastAsia="Arial"/>
+          <w:b w:val="0"/>
+          <w:i w:val="0"/>
+          <w:sz w:val="21"/>
+        </w:rPr>
+        <w:t xml:space="preserve"> and </w:t>
+      </w:r>
+      <w:r>
+        <w:rPr>
+          <w:rFonts w:ascii="Arial" w:hAnsi="Arial" w:eastAsia="Arial"/>
+          <w:b/>
+          <w:i w:val="0"/>
+          <w:sz w:val="21"/>
+        </w:rPr>
+        <w:t>Untrained</w:t>
+      </w:r>
+      <w:r>
+        <w:rPr>
+          <w:rFonts w:ascii="Arial" w:hAnsi="Arial" w:eastAsia="Arial"/>
+          <w:b w:val="0"/>
+          <w:i w:val="0"/>
+          <w:sz w:val="21"/>
+        </w:rPr>
+        <w:t xml:space="preserve"> again, the learning is not successful. We check the completion time and status in the training history inquiry, and if there are no results, we do not use the simulator test as a quality check.</w:t>
       </w:r>
     </w:p>
     <w:p>
@@ -1662,54 +2108,62 @@
     </w:p>
     <w:p>
       <w:pPr>
-        <w:pStyle w:val="ListNumber"/>
         <w:spacing w:after="80"/>
+        <w:ind w:left="360" w:hanging="288"/>
       </w:pPr>
       <w:r>
         <w:rPr>
           <w:rFonts w:ascii="Arial" w:hAnsi="Arial" w:eastAsia="Arial"/>
+          <w:b w:val="0"/>
+          <w:i w:val="0"/>
           <w:sz w:val="21"/>
         </w:rPr>
-        <w:t>Go to the version work screen for the bot you created.</w:t>
+        <w:t>1. Go to the version work screen for the bot you created.</w:t>
       </w:r>
     </w:p>
     <w:p>
       <w:pPr>
-        <w:pStyle w:val="ListNumber"/>
         <w:spacing w:after="80"/>
+        <w:ind w:left="360" w:hanging="288"/>
       </w:pPr>
       <w:r>
         <w:rPr>
           <w:rFonts w:ascii="Arial" w:hAnsi="Arial" w:eastAsia="Arial"/>
+          <w:b w:val="0"/>
+          <w:i w:val="0"/>
           <w:sz w:val="21"/>
         </w:rPr>
-        <w:t>Open the simulator.</w:t>
+        <w:t>2. Open the simulator.</w:t>
       </w:r>
     </w:p>
     <w:p>
       <w:pPr>
-        <w:pStyle w:val="ListNumber"/>
         <w:spacing w:after="80"/>
+        <w:ind w:left="360" w:hanging="288"/>
       </w:pPr>
       <w:r>
         <w:rPr>
           <w:rFonts w:ascii="Arial" w:hAnsi="Arial" w:eastAsia="Arial"/>
+          <w:b w:val="0"/>
+          <w:i w:val="0"/>
           <w:sz w:val="21"/>
         </w:rPr>
-        <w:t>Enter the short test utterance you prepared.</w:t>
+        <w:t>3. Enter the short test utterance you prepared.</w:t>
       </w:r>
     </w:p>
     <w:p>
       <w:pPr>
-        <w:pStyle w:val="ListNumber"/>
         <w:spacing w:after="80"/>
+        <w:ind w:left="360" w:hanging="288"/>
       </w:pPr>
       <w:r>
         <w:rPr>
           <w:rFonts w:ascii="Arial" w:hAnsi="Arial" w:eastAsia="Arial"/>
+          <w:b w:val="0"/>
+          <w:i w:val="0"/>
           <w:sz w:val="21"/>
         </w:rPr>
-        <w:t>Run the test.</w:t>
+        <w:t>4. Run the test.</w:t>
       </w:r>
     </w:p>
     <w:p>
@@ -1764,67 +2218,77 @@
     </w:p>
     <w:p>
       <w:pPr>
-        <w:pStyle w:val="ListNumber"/>
         <w:spacing w:after="80"/>
+        <w:ind w:left="360" w:hanging="288"/>
       </w:pPr>
       <w:r>
         <w:rPr>
           <w:rFonts w:ascii="Arial" w:hAnsi="Arial" w:eastAsia="Arial"/>
+          <w:b w:val="0"/>
+          <w:i w:val="0"/>
           <w:sz w:val="21"/>
         </w:rPr>
-        <w:t>Verifies that the currently selected bot and version are eligible for testing.</w:t>
+        <w:t>1. Verifies that the currently selected bot and version are eligible for testing.</w:t>
       </w:r>
     </w:p>
     <w:p>
       <w:pPr>
-        <w:pStyle w:val="ListNumber"/>
         <w:spacing w:after="80"/>
+        <w:ind w:left="360" w:hanging="288"/>
       </w:pPr>
       <w:r>
         <w:rPr>
           <w:rFonts w:ascii="Arial" w:hAnsi="Arial" w:eastAsia="Arial"/>
+          <w:b w:val="0"/>
+          <w:i w:val="0"/>
           <w:sz w:val="21"/>
         </w:rPr>
-        <w:t>Check the combination status of NLU method, model, and answer method.</w:t>
+        <w:t>2. Check the combination status of NLU method, model, and answer method.</w:t>
       </w:r>
     </w:p>
     <w:p>
       <w:pPr>
-        <w:pStyle w:val="ListNumber"/>
         <w:spacing w:after="80"/>
+        <w:ind w:left="360" w:hanging="288"/>
       </w:pPr>
       <w:r>
         <w:rPr>
           <w:rFonts w:ascii="Arial" w:hAnsi="Arial" w:eastAsia="Arial"/>
+          <w:b w:val="0"/>
+          <w:i w:val="0"/>
           <w:sz w:val="21"/>
         </w:rPr>
-        <w:t>Check training or index readiness status and error messages.</w:t>
+        <w:t>3. Check training or index readiness status and error messages.</w:t>
       </w:r>
     </w:p>
     <w:p>
       <w:pPr>
-        <w:pStyle w:val="ListNumber"/>
         <w:spacing w:after="80"/>
+        <w:ind w:left="360" w:hanging="288"/>
       </w:pPr>
       <w:r>
         <w:rPr>
           <w:rFonts w:ascii="Arial" w:hAnsi="Arial" w:eastAsia="Arial"/>
+          <w:b w:val="0"/>
+          <w:i w:val="0"/>
           <w:sz w:val="21"/>
         </w:rPr>
-        <w:t>Re-enter the representative utterance and other variant utterances, respectively.</w:t>
+        <w:t>4. Re-enter the representative utterance and other variant utterances, respectively.</w:t>
       </w:r>
     </w:p>
     <w:p>
       <w:pPr>
-        <w:pStyle w:val="ListNumber"/>
         <w:spacing w:after="80"/>
+        <w:ind w:left="360" w:hanging="288"/>
       </w:pPr>
       <w:r>
         <w:rPr>
           <w:rFonts w:ascii="Arial" w:hAnsi="Arial" w:eastAsia="Arial"/>
+          <w:b w:val="0"/>
+          <w:i w:val="0"/>
           <w:sz w:val="21"/>
         </w:rPr>
-        <w:t>If the failure continues, the bot, version, engine, firing, and error time are recorded and delivered to the operation manager.</w:t>
+        <w:t>5. If the failure continues, the bot, version, engine, firing, and error time are recorded and delivered to the operation manager.</w:t>
       </w:r>
     </w:p>
     <w:p>
@@ -1860,6 +2324,8 @@
       <w:r>
         <w:rPr>
           <w:rFonts w:ascii="Arial" w:hAnsi="Arial" w:eastAsia="Arial"/>
+          <w:b w:val="0"/>
+          <w:i w:val="0"/>
           <w:sz w:val="21"/>
         </w:rPr>
         <w:t>Simulator: Input utterance and immediate response</w:t>
@@ -1873,6 +2339,8 @@
       <w:r>
         <w:rPr>
           <w:rFonts w:ascii="Arial" w:hAnsi="Arial" w:eastAsia="Arial"/>
+          <w:b w:val="0"/>
+          <w:i w:val="0"/>
           <w:sz w:val="21"/>
         </w:rPr>
         <w:t>Analysis: Cumulative classification results and application steps</w:t>
@@ -1886,6 +2354,8 @@
       <w:r>
         <w:rPr>
           <w:rFonts w:ascii="Arial" w:hAnsi="Arial" w:eastAsia="Arial"/>
+          <w:b w:val="0"/>
+          <w:i w:val="0"/>
           <w:sz w:val="21"/>
         </w:rPr>
         <w:t>Evaluation: Evaluation data and results</w:t>
@@ -1899,6 +2369,8 @@
       <w:r>
         <w:rPr>
           <w:rFonts w:ascii="Arial" w:hAnsi="Arial" w:eastAsia="Arial"/>
+          <w:b w:val="0"/>
+          <w:i w:val="0"/>
           <w:sz w:val="21"/>
         </w:rPr>
         <w:t>Conversation history: Saved conversation history</w:t>
@@ -1926,6 +2398,372 @@
           <w:i w:val="0"/>
           <w:sz w:val="21"/>
         </w:rPr>
+        <w:t>Using the on-screen Getting Started</w:t>
+      </w:r>
+    </w:p>
+    <w:p>
+      <w:r>
+        <w:rPr>
+          <w:rFonts w:ascii="Arial" w:hAnsi="Arial" w:eastAsia="Arial"/>
+          <w:b w:val="0"/>
+          <w:i w:val="0"/>
+          <w:sz w:val="21"/>
+        </w:rPr>
+        <w:t xml:space="preserve">Open </w:t>
+      </w:r>
+      <w:r>
+        <w:rPr>
+          <w:rFonts w:ascii="Arial" w:hAnsi="Arial" w:eastAsia="Arial"/>
+          <w:b/>
+          <w:i w:val="0"/>
+          <w:sz w:val="21"/>
+        </w:rPr>
+        <w:t>?</w:t>
+      </w:r>
+      <w:r>
+        <w:rPr>
+          <w:rFonts w:ascii="Arial" w:hAnsi="Arial" w:eastAsia="Arial"/>
+          <w:b w:val="0"/>
+          <w:i w:val="0"/>
+          <w:sz w:val="21"/>
+        </w:rPr>
+        <w:t xml:space="preserve"> at the lower left and select </w:t>
+      </w:r>
+      <w:r>
+        <w:rPr>
+          <w:rFonts w:ascii="Arial" w:hAnsi="Arial" w:eastAsia="Arial"/>
+          <w:b/>
+          <w:i w:val="0"/>
+          <w:sz w:val="21"/>
+        </w:rPr>
+        <w:t>Getting Started</w:t>
+      </w:r>
+      <w:r>
+        <w:rPr>
+          <w:rFonts w:ascii="Arial" w:hAnsi="Arial" w:eastAsia="Arial"/>
+          <w:b w:val="0"/>
+          <w:i w:val="0"/>
+          <w:sz w:val="21"/>
+        </w:rPr>
+        <w:t>. The guide runs over the current CGA screen and can be closed at any time.</w:t>
+      </w:r>
+    </w:p>
+    <w:tbl>
+      <w:tblPr>
+        <w:tblStyle w:val="TableGrid"/>
+        <w:tblW w:type="dxa" w:w="9360"/>
+        <w:jc w:val="left"/>
+        <w:tblLayout w:type="fixed"/>
+        <w:tblLook w:firstColumn="1" w:firstRow="1" w:lastColumn="0" w:lastRow="0" w:noHBand="0" w:noVBand="1" w:val="04A0"/>
+      </w:tblPr>
+      <w:tblGrid>
+        <w:gridCol w:w="4680"/>
+        <w:gridCol w:w="4680"/>
+      </w:tblGrid>
+      <w:tr>
+        <w:tc>
+          <w:tcPr>
+            <w:tcW w:type="dxa" w:w="4680"/>
+            <w:vAlign w:val="center"/>
+            <w:tcMar>
+              <w:top w:w="80" w:type="dxa"/>
+              <w:start w:w="120" w:type="dxa"/>
+              <w:bottom w:w="80" w:type="dxa"/>
+              <w:end w:w="120" w:type="dxa"/>
+            </w:tcMar>
+            <w:shd w:fill="E8EEF5"/>
+          </w:tcPr>
+          <w:p>
+            <w:pPr>
+              <w:spacing w:after="40"/>
+            </w:pPr>
+            <w:r/>
+            <w:r>
+              <w:rPr>
+                <w:rFonts w:ascii="Arial" w:hAnsi="Arial" w:eastAsia="Arial"/>
+                <w:b/>
+                <w:i w:val="0"/>
+                <w:color w:val="1F4D78"/>
+                <w:sz w:val="18"/>
+              </w:rPr>
+              <w:t>Tour</w:t>
+            </w:r>
+          </w:p>
+        </w:tc>
+        <w:tc>
+          <w:tcPr>
+            <w:tcW w:type="dxa" w:w="4680"/>
+            <w:vAlign w:val="center"/>
+            <w:tcMar>
+              <w:top w:w="80" w:type="dxa"/>
+              <w:start w:w="120" w:type="dxa"/>
+              <w:bottom w:w="80" w:type="dxa"/>
+              <w:end w:w="120" w:type="dxa"/>
+            </w:tcMar>
+            <w:shd w:fill="E8EEF5"/>
+          </w:tcPr>
+          <w:p>
+            <w:pPr>
+              <w:spacing w:after="40"/>
+            </w:pPr>
+            <w:r/>
+            <w:r>
+              <w:rPr>
+                <w:rFonts w:ascii="Arial" w:hAnsi="Arial" w:eastAsia="Arial"/>
+                <w:b/>
+                <w:i w:val="0"/>
+                <w:color w:val="1F4D78"/>
+                <w:sz w:val="18"/>
+              </w:rPr>
+              <w:t>Eight-step flow</w:t>
+            </w:r>
+          </w:p>
+        </w:tc>
+      </w:tr>
+      <w:tr>
+        <w:tc>
+          <w:tcPr>
+            <w:tcW w:type="dxa" w:w="4680"/>
+            <w:vAlign w:val="center"/>
+            <w:tcMar>
+              <w:top w:w="80" w:type="dxa"/>
+              <w:start w:w="120" w:type="dxa"/>
+              <w:bottom w:w="80" w:type="dxa"/>
+              <w:end w:w="120" w:type="dxa"/>
+            </w:tcMar>
+          </w:tcPr>
+          <w:p>
+            <w:pPr>
+              <w:spacing w:after="40"/>
+            </w:pPr>
+            <w:r/>
+            <w:r>
+              <w:rPr>
+                <w:rFonts w:ascii="Arial" w:hAnsi="Arial" w:eastAsia="Arial"/>
+                <w:b w:val="0"/>
+                <w:i w:val="0"/>
+                <w:sz w:val="18"/>
+              </w:rPr>
+              <w:t>Explore main menus</w:t>
+            </w:r>
+          </w:p>
+        </w:tc>
+        <w:tc>
+          <w:tcPr>
+            <w:tcW w:type="dxa" w:w="4680"/>
+            <w:vAlign w:val="center"/>
+            <w:tcMar>
+              <w:top w:w="80" w:type="dxa"/>
+              <w:start w:w="120" w:type="dxa"/>
+              <w:bottom w:w="80" w:type="dxa"/>
+              <w:end w:w="120" w:type="dxa"/>
+            </w:tcMar>
+          </w:tcPr>
+          <w:p>
+            <w:pPr>
+              <w:spacing w:after="40"/>
+            </w:pPr>
+            <w:r/>
+            <w:r>
+              <w:rPr>
+                <w:rFonts w:ascii="Arial" w:hAnsi="Arial" w:eastAsia="Arial"/>
+                <w:b w:val="0"/>
+                <w:i w:val="0"/>
+                <w:sz w:val="18"/>
+              </w:rPr>
+              <w:t>Bot → API → Admin → intents and utterances → entities and dictionaries → evaluation → retraining → analytics</w:t>
+            </w:r>
+          </w:p>
+        </w:tc>
+      </w:tr>
+      <w:tr>
+        <w:tc>
+          <w:tcPr>
+            <w:tcW w:type="dxa" w:w="4680"/>
+            <w:vAlign w:val="center"/>
+            <w:tcMar>
+              <w:top w:w="80" w:type="dxa"/>
+              <w:start w:w="120" w:type="dxa"/>
+              <w:bottom w:w="80" w:type="dxa"/>
+              <w:end w:w="120" w:type="dxa"/>
+            </w:tcMar>
+          </w:tcPr>
+          <w:p>
+            <w:pPr>
+              <w:spacing w:after="40"/>
+            </w:pPr>
+            <w:r/>
+            <w:r>
+              <w:rPr>
+                <w:rFonts w:ascii="Arial" w:hAnsi="Arial" w:eastAsia="Arial"/>
+                <w:b w:val="0"/>
+                <w:i w:val="0"/>
+                <w:sz w:val="18"/>
+              </w:rPr>
+              <w:t>Create a bot</w:t>
+            </w:r>
+          </w:p>
+        </w:tc>
+        <w:tc>
+          <w:tcPr>
+            <w:tcW w:type="dxa" w:w="4680"/>
+            <w:vAlign w:val="center"/>
+            <w:tcMar>
+              <w:top w:w="80" w:type="dxa"/>
+              <w:start w:w="120" w:type="dxa"/>
+              <w:bottom w:w="80" w:type="dxa"/>
+              <w:end w:w="120" w:type="dxa"/>
+            </w:tcMar>
+          </w:tcPr>
+          <w:p>
+            <w:pPr>
+              <w:spacing w:after="40"/>
+            </w:pPr>
+            <w:r/>
+            <w:r>
+              <w:rPr>
+                <w:rFonts w:ascii="Arial" w:hAnsi="Arial" w:eastAsia="Arial"/>
+                <w:b w:val="0"/>
+                <w:i w:val="0"/>
+                <w:sz w:val="18"/>
+              </w:rPr>
+              <w:t>bot creation → intent engine → model and response mode → intents and utterances → entities, dictionaries, and flows → training → Bot Test → quality improvement</w:t>
+            </w:r>
+          </w:p>
+        </w:tc>
+      </w:tr>
+    </w:tbl>
+    <w:p/>
+    <w:p>
+      <w:r>
+        <w:rPr>
+          <w:rFonts w:ascii="Arial" w:hAnsi="Arial" w:eastAsia="Arial"/>
+          <w:b w:val="0"/>
+          <w:i w:val="0"/>
+          <w:sz w:val="21"/>
+        </w:rPr>
+        <w:t xml:space="preserve">Choose a tour and select </w:t>
+      </w:r>
+      <w:r>
+        <w:rPr>
+          <w:rFonts w:ascii="Arial" w:hAnsi="Arial" w:eastAsia="Arial"/>
+          <w:b/>
+          <w:i w:val="0"/>
+          <w:sz w:val="21"/>
+        </w:rPr>
+        <w:t>Start</w:t>
+      </w:r>
+      <w:r>
+        <w:rPr>
+          <w:rFonts w:ascii="Arial" w:hAnsi="Arial" w:eastAsia="Arial"/>
+          <w:b w:val="0"/>
+          <w:i w:val="0"/>
+          <w:sz w:val="21"/>
+        </w:rPr>
+        <w:t xml:space="preserve">. Use </w:t>
+      </w:r>
+      <w:r>
+        <w:rPr>
+          <w:rFonts w:ascii="Arial" w:hAnsi="Arial" w:eastAsia="Arial"/>
+          <w:b/>
+          <w:i w:val="0"/>
+          <w:sz w:val="21"/>
+        </w:rPr>
+        <w:t>Previous</w:t>
+      </w:r>
+      <w:r>
+        <w:rPr>
+          <w:rFonts w:ascii="Arial" w:hAnsi="Arial" w:eastAsia="Arial"/>
+          <w:b w:val="0"/>
+          <w:i w:val="0"/>
+          <w:sz w:val="21"/>
+        </w:rPr>
+        <w:t xml:space="preserve">, </w:t>
+      </w:r>
+      <w:r>
+        <w:rPr>
+          <w:rFonts w:ascii="Arial" w:hAnsi="Arial" w:eastAsia="Arial"/>
+          <w:b/>
+          <w:i w:val="0"/>
+          <w:sz w:val="21"/>
+        </w:rPr>
+        <w:t>Next</w:t>
+      </w:r>
+      <w:r>
+        <w:rPr>
+          <w:rFonts w:ascii="Arial" w:hAnsi="Arial" w:eastAsia="Arial"/>
+          <w:b w:val="0"/>
+          <w:i w:val="0"/>
+          <w:sz w:val="21"/>
+        </w:rPr>
+        <w:t xml:space="preserve">, or a numbered step. </w:t>
+      </w:r>
+      <w:r>
+        <w:rPr>
+          <w:rFonts w:ascii="Arial" w:hAnsi="Arial" w:eastAsia="Arial"/>
+          <w:b/>
+          <w:i w:val="0"/>
+          <w:sz w:val="21"/>
+        </w:rPr>
+        <w:t>View another tour</w:t>
+      </w:r>
+      <w:r>
+        <w:rPr>
+          <w:rFonts w:ascii="Arial" w:hAnsi="Arial" w:eastAsia="Arial"/>
+          <w:b w:val="0"/>
+          <w:i w:val="0"/>
+          <w:sz w:val="21"/>
+        </w:rPr>
+        <w:t xml:space="preserve"> switches courses. On the final step, </w:t>
+      </w:r>
+      <w:r>
+        <w:rPr>
+          <w:rFonts w:ascii="Arial" w:hAnsi="Arial" w:eastAsia="Arial"/>
+          <w:b/>
+          <w:i w:val="0"/>
+          <w:sz w:val="21"/>
+        </w:rPr>
+        <w:t>End tour</w:t>
+      </w:r>
+      <w:r>
+        <w:rPr>
+          <w:rFonts w:ascii="Arial" w:hAnsi="Arial" w:eastAsia="Arial"/>
+          <w:b w:val="0"/>
+          <w:i w:val="0"/>
+          <w:sz w:val="21"/>
+        </w:rPr>
+        <w:t xml:space="preserve"> opens the bot list for the menu tour or the new-bot screen for the creation tour. </w:t>
+      </w:r>
+      <w:r>
+        <w:rPr>
+          <w:rFonts w:ascii="Arial" w:hAnsi="Arial" w:eastAsia="Arial"/>
+          <w:b/>
+          <w:i w:val="0"/>
+          <w:sz w:val="21"/>
+        </w:rPr>
+        <w:t>Don't show this popup at startup</w:t>
+      </w:r>
+      <w:r>
+        <w:rPr>
+          <w:rFonts w:ascii="Arial" w:hAnsi="Arial" w:eastAsia="Arial"/>
+          <w:b w:val="0"/>
+          <w:i w:val="0"/>
+          <w:sz w:val="21"/>
+        </w:rPr>
+        <w:t xml:space="preserve"> is stored only in the current browser; the guide can still be reopened from Help.</w:t>
+      </w:r>
+    </w:p>
+    <w:p>
+      <w:pPr>
+        <w:pStyle w:val="Heading1"/>
+      </w:pPr>
+      <w:r>
+        <w:rPr>
+          <w:rFonts w:ascii="Arial" w:hAnsi="Arial" w:eastAsia="Arial"/>
+          <w:b/>
+          <w:i w:val="0"/>
+          <w:sz w:val="21"/>
+        </w:rPr>
         <w:t>Next document</w:t>
       </w:r>
     </w:p>
@@ -1937,9 +2775,11 @@
       <w:r>
         <w:rPr>
           <w:rFonts w:ascii="Arial" w:hAnsi="Arial" w:eastAsia="Arial"/>
+          <w:b w:val="0"/>
+          <w:i w:val="0"/>
           <w:sz w:val="21"/>
         </w:rPr>
-        <w:t>[View all CGA manuals](../README.md)</w:t>
+        <w:t>View all CGA manuals</w:t>
       </w:r>
     </w:p>
     <w:p>
@@ -1950,9 +2790,11 @@
       <w:r>
         <w:rPr>
           <w:rFonts w:ascii="Arial" w:hAnsi="Arial" w:eastAsia="Arial"/>
+          <w:b w:val="0"/>
+          <w:i w:val="0"/>
           <w:sz w:val="21"/>
         </w:rPr>
-        <w:t>[CGA User Manual](../cga-user-manual/README.md)</w:t>
+        <w:t>CGA User Manual</w:t>
       </w:r>
     </w:p>
     <w:p>
@@ -1963,9 +2805,11 @@
       <w:r>
         <w:rPr>
           <w:rFonts w:ascii="Arial" w:hAnsi="Arial" w:eastAsia="Arial"/>
+          <w:b w:val="0"/>
+          <w:i w:val="0"/>
           <w:sz w:val="21"/>
         </w:rPr>
-        <w:t>[CGA NLU Utilization Guide](../cga-nlu-guide/README.md)</w:t>
+        <w:t>CGA NLU Utilization Guide</w:t>
       </w:r>
     </w:p>
     <w:sectPr>
